--- a/templates/docx/employer_letter_template.docx
+++ b/templates/docx/employer_letter_template.docx
@@ -755,7 +755,7 @@
         <w:jc w:val="both"/>
       </w:pPr>
       <w:r>
-        <w:t>Размер вознаграждения составляет {{ fmt_money(contract.salary_rub) }} ({{ contract.salary_rub_words }} рублей) в месяц эквивалентно по курсу на дату письма {{ eur.amount_int }} евро ({{ eur.amount_words_es }}) евро, выплачиваемых на регулярной основе после подписания актов оказанных услуг.</w:t>
+        <w:t>Размер вознаграждения составляет {{ fmt_money(contract.salary_rub) }} ({{ contract.salary_rub_words }} рублей) в месяц эквивалентно по курсу на дату письма {{ eur.amount_int }} евро ({{ eur.amount_words_ru }}) евро, выплачиваемых на регулярной основе после подписания актов оказанных услуг.</w:t>
       </w:r>
       <w:r>
         <w:rPr>

--- a/templates/docx/employer_letter_template.docx
+++ b/templates/docx/employer_letter_template.docx
@@ -368,7 +368,7 @@
         <w:jc w:val="both"/>
       </w:pPr>
       <w:r>
-        <w:t>Камеральная обработка результатов измерений;</w:t>
+        <w:t xml:space="preserve">{%p for duty in position.duties or [] %}</w:t>
       </w:r>
     </w:p>
     <w:p>
@@ -379,23 +379,7 @@
         <w:jc w:val="both"/>
       </w:pPr>
       <w:r>
-        <w:t xml:space="preserve">Отрисовка инженерно-топографического плана по облаку точек в </w:t>
-      </w:r>
-      <w:proofErr w:type="spellStart"/>
-      <w:r>
-        <w:t>автокад</w:t>
-      </w:r>
-      <w:proofErr w:type="spellEnd"/>
-      <w:r>
-        <w:t xml:space="preserve"> (</w:t>
-      </w:r>
-      <w:proofErr w:type="spellStart"/>
-      <w:r>
-        <w:t>АкадТопоПлан</w:t>
-      </w:r>
-      <w:proofErr w:type="spellEnd"/>
-      <w:r>
-        <w:t>);</w:t>
+        <w:t xml:space="preserve">{{ duty }}</w:t>
       </w:r>
     </w:p>
     <w:p>
@@ -406,95 +390,7 @@
         <w:jc w:val="both"/>
       </w:pPr>
       <w:r>
-        <w:t>Отрисовка инженерно-топографических планов по абрисам/кодам;</w:t>
-      </w:r>
-    </w:p>
-    <w:p>
-      <w:pPr>
-        <w:pStyle w:val="a3"/>
-        <w:spacing w:line="253" w:lineRule="exact"/>
-        <w:ind w:right="-574" w:firstLine="720"/>
-        <w:jc w:val="both"/>
-      </w:pPr>
-      <w:r>
-        <w:t>Отрисовка топографического плана по данным аэрофотосъемки (ортофотоплан);</w:t>
-      </w:r>
-    </w:p>
-    <w:p>
-      <w:pPr>
-        <w:pStyle w:val="a3"/>
-        <w:spacing w:line="253" w:lineRule="exact"/>
-        <w:ind w:right="-574" w:firstLine="720"/>
-        <w:jc w:val="both"/>
-      </w:pPr>
-      <w:r>
-        <w:t>Обработка и корректировка материалов инженерно-геодезических изысканий, исходя из замечаний экспертизы;</w:t>
-      </w:r>
-    </w:p>
-    <w:p>
-      <w:pPr>
-        <w:pStyle w:val="a3"/>
-        <w:spacing w:line="253" w:lineRule="exact"/>
-        <w:ind w:right="-574" w:firstLine="720"/>
-        <w:jc w:val="both"/>
-      </w:pPr>
-      <w:r>
-        <w:t>Подготовка схемы посадки и выноса в натуру осей здания;</w:t>
-      </w:r>
-    </w:p>
-    <w:p>
-      <w:pPr>
-        <w:pStyle w:val="a3"/>
-        <w:spacing w:line="253" w:lineRule="exact"/>
-        <w:ind w:right="-574" w:firstLine="720"/>
-        <w:jc w:val="both"/>
-      </w:pPr>
-      <w:r>
-        <w:t>Взаимодействие с согласователем: корректировка файла, с учетом проведенных согласований; отслеживание полноты и правильности нанесения подземных инженерных коммуникаций;</w:t>
-      </w:r>
-    </w:p>
-    <w:p>
-      <w:pPr>
-        <w:pStyle w:val="a3"/>
-        <w:spacing w:line="253" w:lineRule="exact"/>
-        <w:ind w:right="-574" w:firstLine="720"/>
-        <w:jc w:val="both"/>
-      </w:pPr>
-      <w:r>
-        <w:t>Подготовка технического отчета по инженерно-геодезическим изысканиям;</w:t>
-      </w:r>
-    </w:p>
-    <w:p>
-      <w:pPr>
-        <w:pStyle w:val="a3"/>
-        <w:spacing w:line="253" w:lineRule="exact"/>
-        <w:ind w:right="-574" w:firstLine="720"/>
-        <w:jc w:val="both"/>
-      </w:pPr>
-      <w:r>
-        <w:t>Подготовка и составление исполнительных схем для сдачи исполнительной документации;</w:t>
-      </w:r>
-    </w:p>
-    <w:p>
-      <w:pPr>
-        <w:pStyle w:val="a3"/>
-        <w:spacing w:line="253" w:lineRule="exact"/>
-        <w:ind w:right="-574" w:firstLine="720"/>
-        <w:jc w:val="both"/>
-      </w:pPr>
-      <w:r>
-        <w:t>Подсчет объёмов работ, сверка объемов проекта с физически выполненными объемами;</w:t>
-      </w:r>
-    </w:p>
-    <w:p>
-      <w:pPr>
-        <w:pStyle w:val="a3"/>
-        <w:spacing w:line="253" w:lineRule="exact"/>
-        <w:ind w:right="-574" w:firstLine="720"/>
-        <w:jc w:val="both"/>
-      </w:pPr>
-      <w:r>
-        <w:t>Составление и ведение реестра, накопительных ведомостей и накопительной схемы выполненных работ.</w:t>
+        <w:t xml:space="preserve">{%p endfor %}</w:t>
       </w:r>
     </w:p>
     <w:p>

--- a/templates/docx/employer_letter_template.docx
+++ b/templates/docx/employer_letter_template.docx
@@ -1,6 +1,6 @@
 
 <file path=word/document.xml><?xml version="1.0" encoding="utf-8"?>
-<w:document xmlns:wpc="http://schemas.microsoft.com/office/word/2010/wordprocessingCanvas" xmlns:cx="http://schemas.microsoft.com/office/drawing/2014/chartex" xmlns:cx1="http://schemas.microsoft.com/office/drawing/2015/9/8/chartex" xmlns:cx2="http://schemas.microsoft.com/office/drawing/2015/10/21/chartex" xmlns:cx3="http://schemas.microsoft.com/office/drawing/2016/5/9/chartex" xmlns:cx4="http://schemas.microsoft.com/office/drawing/2016/5/10/chartex" xmlns:cx5="http://schemas.microsoft.com/office/drawing/2016/5/11/chartex" xmlns:cx6="http://schemas.microsoft.com/office/drawing/2016/5/12/chartex" xmlns:cx7="http://schemas.microsoft.com/office/drawing/2016/5/13/chartex" xmlns:cx8="http://schemas.microsoft.com/office/drawing/2016/5/14/chartex" xmlns:mc="http://schemas.openxmlformats.org/markup-compatibility/2006" xmlns:aink="http://schemas.microsoft.com/office/drawing/2016/ink" xmlns:am3d="http://schemas.microsoft.com/office/drawing/2017/model3d" xmlns:o="urn:schemas-microsoft-com:office:office" xmlns:oel="http://schemas.microsoft.com/office/2019/extlst" xmlns:r="http://schemas.openxmlformats.org/officeDocument/2006/relationships" xmlns:m="http://schemas.openxmlformats.org/officeDocument/2006/math" xmlns:v="urn:schemas-microsoft-com:vml" xmlns:wp14="http://schemas.microsoft.com/office/word/2010/wordprocessingDrawing" xmlns:wp="http://schemas.openxmlformats.org/drawingml/2006/wordprocessingDrawing" xmlns:w10="urn:schemas-microsoft-com:office:word" xmlns:w="http://schemas.openxmlformats.org/wordprocessingml/2006/main" xmlns:w14="http://schemas.microsoft.com/office/word/2010/wordml" xmlns:w15="http://schemas.microsoft.com/office/word/2012/wordml" xmlns:w16cex="http://schemas.microsoft.com/office/word/2018/wordml/cex" xmlns:w16cid="http://schemas.microsoft.com/office/word/2016/wordml/cid" xmlns:w16="http://schemas.microsoft.com/office/word/2018/wordml" xmlns:w16du="http://schemas.microsoft.com/office/word/2023/wordml/word16du" xmlns:w16sdtdh="http://schemas.microsoft.com/office/word/2020/wordml/sdtdatahash" xmlns:w16sdtfl="http://schemas.microsoft.com/office/word/2024/wordml/sdtformatlock" xmlns:w16se="http://schemas.microsoft.com/office/word/2015/wordml/symex" xmlns:wpg="http://schemas.microsoft.com/office/word/2010/wordprocessingGroup" xmlns:wpi="http://schemas.microsoft.com/office/word/2010/wordprocessingInk" xmlns:wne="http://schemas.microsoft.com/office/word/2006/wordml" xmlns:wps="http://schemas.microsoft.com/office/word/2010/wordprocessingShape" mc:Ignorable="w14 w15 w16se w16cid w16 w16cex w16sdtdh w16sdtfl w16du wp14">
+<w:document xmlns:wpc="http://schemas.microsoft.com/office/word/2010/wordprocessingCanvas" xmlns:cx="http://schemas.microsoft.com/office/drawing/2014/chartex" xmlns:cx1="http://schemas.microsoft.com/office/drawing/2015/9/8/chartex" xmlns:cx2="http://schemas.microsoft.com/office/drawing/2015/10/21/chartex" xmlns:cx3="http://schemas.microsoft.com/office/drawing/2016/5/9/chartex" xmlns:cx4="http://schemas.microsoft.com/office/drawing/2016/5/10/chartex" xmlns:cx5="http://schemas.microsoft.com/office/drawing/2016/5/11/chartex" xmlns:cx6="http://schemas.microsoft.com/office/drawing/2016/5/12/chartex" xmlns:cx7="http://schemas.microsoft.com/office/drawing/2016/5/13/chartex" xmlns:cx8="http://schemas.microsoft.com/office/drawing/2016/5/14/chartex" xmlns:mc="http://schemas.openxmlformats.org/markup-compatibility/2006" xmlns:aink="http://schemas.microsoft.com/office/drawing/2016/ink" xmlns:am3d="http://schemas.microsoft.com/office/drawing/2017/model3d" xmlns:o="urn:schemas-microsoft-com:office:office" xmlns:r="http://schemas.openxmlformats.org/officeDocument/2006/relationships" xmlns:m="http://schemas.openxmlformats.org/officeDocument/2006/math" xmlns:v="urn:schemas-microsoft-com:vml" xmlns:wp14="http://schemas.microsoft.com/office/word/2010/wordprocessingDrawing" xmlns:wp="http://schemas.openxmlformats.org/drawingml/2006/wordprocessingDrawing" xmlns:w10="urn:schemas-microsoft-com:office:word" xmlns:w="http://schemas.openxmlformats.org/wordprocessingml/2006/main" xmlns:w14="http://schemas.microsoft.com/office/word/2010/wordml" xmlns:w15="http://schemas.microsoft.com/office/word/2012/wordml" xmlns:w16cid="http://schemas.microsoft.com/office/word/2016/wordml/cid" xmlns:w16se="http://schemas.microsoft.com/office/word/2015/wordml/symex" xmlns:wpg="http://schemas.microsoft.com/office/word/2010/wordprocessingGroup" xmlns:wpi="http://schemas.microsoft.com/office/word/2010/wordprocessingInk" xmlns:wne="http://schemas.microsoft.com/office/word/2006/wordml" xmlns:wps="http://schemas.microsoft.com/office/word/2010/wordprocessingShape" mc:Ignorable="w14 w15 w16se w16cid wp14">
   <w:body>
     <w:p>
       <w:pPr>
@@ -10,73 +10,84 @@
           <w:iCs/>
           <w:sz w:val="20"/>
           <w:szCs w:val="20"/>
-        </w:rPr>
-      </w:pPr>
-    </w:p>
-    <w:p>
-      <w:pPr>
-        <w:pStyle w:val="a3"/>
+          <w:lang w:val="en-US"/>
+        </w:rPr>
+      </w:pPr>
+      <w:proofErr w:type="spellStart"/>
+      <w:r>
         <w:rPr>
           <w:i/>
           <w:iCs/>
           <w:sz w:val="20"/>
           <w:szCs w:val="20"/>
         </w:rPr>
-      </w:pPr>
-    </w:p>
-    <w:p>
-      <w:pPr>
-        <w:pStyle w:val="a3"/>
+        <w:t>Исх</w:t>
+      </w:r>
+      <w:proofErr w:type="spellEnd"/>
+      <w:r>
         <w:rPr>
           <w:i/>
           <w:iCs/>
           <w:sz w:val="20"/>
           <w:szCs w:val="20"/>
-        </w:rPr>
-      </w:pPr>
-    </w:p>
-    <w:p>
-      <w:pPr>
-        <w:pStyle w:val="a3"/>
+          <w:lang w:val="en-US"/>
+        </w:rPr>
+        <w:t>. №</w:t>
+      </w:r>
+      <w:r>
         <w:rPr>
           <w:i/>
           <w:iCs/>
           <w:sz w:val="20"/>
           <w:szCs w:val="20"/>
         </w:rPr>
-      </w:pPr>
+        <w:t xml:space="preserve"> </w:t>
+      </w:r>
+      <w:bookmarkStart w:id="0" w:name="_GoBack"/>
+      <w:bookmarkEnd w:id="0"/>
+      <w:proofErr w:type="gramStart"/>
       <w:r>
         <w:rPr>
           <w:i/>
           <w:iCs/>
           <w:sz w:val="20"/>
           <w:szCs w:val="20"/>
-        </w:rPr>
-        <w:t>Исх. №{{ letter.number }} от {{ fmt_date_ru(letter.date) }}г.</w:t>
-      </w:r>
+          <w:lang w:val="en-US"/>
+        </w:rPr>
+        <w:t xml:space="preserve">{{ </w:t>
+      </w:r>
+      <w:proofErr w:type="spellStart"/>
       <w:r>
         <w:rPr>
           <w:i/>
           <w:iCs/>
           <w:sz w:val="20"/>
           <w:szCs w:val="20"/>
-        </w:rPr>
-      </w:r>
+          <w:lang w:val="en-US"/>
+        </w:rPr>
+        <w:t>letter</w:t>
+      </w:r>
+      <w:proofErr w:type="gramEnd"/>
       <w:r>
         <w:rPr>
           <w:i/>
           <w:iCs/>
           <w:sz w:val="20"/>
           <w:szCs w:val="20"/>
-        </w:rPr>
-      </w:r>
+          <w:lang w:val="en-US"/>
+        </w:rPr>
+        <w:t>.number</w:t>
+      </w:r>
+      <w:proofErr w:type="spellEnd"/>
       <w:r>
         <w:rPr>
           <w:i/>
           <w:iCs/>
           <w:sz w:val="20"/>
           <w:szCs w:val="20"/>
-        </w:rPr>
+          <w:lang w:val="en-US"/>
+        </w:rPr>
+        <w:t xml:space="preserve"> }} </w:t>
       </w:r>
       <w:r>
         <w:rPr>
@@ -85,11 +96,88 @@
           <w:sz w:val="20"/>
           <w:szCs w:val="20"/>
         </w:rPr>
-      </w:r>
-    </w:p>
-    <w:p>
-      <w:pPr>
-        <w:pStyle w:val="a3"/>
+        <w:t>от</w:t>
+      </w:r>
+      <w:r>
+        <w:rPr>
+          <w:i/>
+          <w:iCs/>
+          <w:sz w:val="20"/>
+          <w:szCs w:val="20"/>
+          <w:lang w:val="en-US"/>
+        </w:rPr>
+        <w:t xml:space="preserve"> {{ </w:t>
+      </w:r>
+      <w:proofErr w:type="spellStart"/>
+      <w:r>
+        <w:rPr>
+          <w:i/>
+          <w:iCs/>
+          <w:sz w:val="20"/>
+          <w:szCs w:val="20"/>
+          <w:lang w:val="en-US"/>
+        </w:rPr>
+        <w:t>fmt_date_ru</w:t>
+      </w:r>
+      <w:proofErr w:type="spellEnd"/>
+      <w:r>
+        <w:rPr>
+          <w:i/>
+          <w:iCs/>
+          <w:sz w:val="20"/>
+          <w:szCs w:val="20"/>
+          <w:lang w:val="en-US"/>
+        </w:rPr>
+        <w:t>(</w:t>
+      </w:r>
+      <w:proofErr w:type="spellStart"/>
+      <w:r>
+        <w:rPr>
+          <w:i/>
+          <w:iCs/>
+          <w:sz w:val="20"/>
+          <w:szCs w:val="20"/>
+          <w:lang w:val="en-US"/>
+        </w:rPr>
+        <w:t>letter.date</w:t>
+      </w:r>
+      <w:proofErr w:type="spellEnd"/>
+      <w:r>
+        <w:rPr>
+          <w:i/>
+          <w:iCs/>
+          <w:sz w:val="20"/>
+          <w:szCs w:val="20"/>
+          <w:lang w:val="en-US"/>
+        </w:rPr>
+        <w:t>) }}</w:t>
+      </w:r>
+      <w:r>
+        <w:rPr>
+          <w:i/>
+          <w:iCs/>
+          <w:sz w:val="20"/>
+          <w:szCs w:val="20"/>
+        </w:rPr>
+        <w:t>г</w:t>
+      </w:r>
+      <w:r>
+        <w:rPr>
+          <w:i/>
+          <w:iCs/>
+          <w:sz w:val="20"/>
+          <w:szCs w:val="20"/>
+          <w:lang w:val="en-US"/>
+        </w:rPr>
+        <w:t>.</w:t>
+      </w:r>
+    </w:p>
+    <w:p>
+      <w:pPr>
+        <w:pStyle w:val="a3"/>
+        <w:rPr>
+          <w:lang w:val="en-US"/>
+        </w:rPr>
       </w:pPr>
     </w:p>
     <w:p>
@@ -98,103 +186,25 @@
         <w:ind w:right="-574" w:firstLine="720"/>
         <w:jc w:val="both"/>
       </w:pPr>
-      <w:r>
-        <w:t>{{ company.full_name_ru }} ({{ company.short_name }}), ИНН {{ company.tax_id_primary }}, зарегистрированное в соответствии с законодательством Российской Федерации, настоящим подтверждает следующее:</w:t>
-      </w:r>
-      <w:r>
-        <w:rPr>
-          <w:spacing w:val="-11"/>
-        </w:rPr>
-      </w:r>
-      <w:r/>
-      <w:r>
-        <w:rPr>
-          <w:spacing w:val="-8"/>
-        </w:rPr>
-      </w:r>
-      <w:r/>
-      <w:r>
-        <w:rPr>
-          <w:spacing w:val="-6"/>
-        </w:rPr>
-      </w:r>
-      <w:r/>
-      <w:r>
-        <w:rPr>
-          <w:spacing w:val="-4"/>
-        </w:rPr>
-      </w:r>
-      <w:r/>
-      <w:r>
-        <w:rPr>
-          <w:spacing w:val="-7"/>
-        </w:rPr>
-      </w:r>
-      <w:r/>
-      <w:r>
-        <w:rPr>
-          <w:spacing w:val="-11"/>
-        </w:rPr>
-      </w:r>
-      <w:r/>
-      <w:r>
-        <w:rPr>
-          <w:spacing w:val="-10"/>
-        </w:rPr>
-      </w:r>
-      <w:r>
-        <w:rPr>
-          <w:spacing w:val="-4"/>
-        </w:rPr>
-      </w:r>
-      <w:r>
-        <w:rPr>
-          <w:spacing w:val="-4"/>
-        </w:rPr>
-      </w:r>
-      <w:r/>
-      <w:r>
-        <w:rPr>
-          <w:spacing w:val="-5"/>
-        </w:rPr>
-      </w:r>
-      <w:r/>
-      <w:r>
-        <w:rPr>
-          <w:spacing w:val="-8"/>
-        </w:rPr>
-      </w:r>
-      <w:r/>
-      <w:r>
-        <w:rPr>
-          <w:spacing w:val="-5"/>
-        </w:rPr>
-      </w:r>
-      <w:r/>
-      <w:r>
-        <w:rPr>
-          <w:spacing w:val="-13"/>
-        </w:rPr>
-      </w:r>
-      <w:r/>
-      <w:r>
-        <w:rPr>
-          <w:spacing w:val="-6"/>
-        </w:rPr>
-      </w:r>
-      <w:r/>
-      <w:r>
-        <w:rPr>
-          <w:spacing w:val="-6"/>
-        </w:rPr>
-      </w:r>
-      <w:r/>
-      <w:r>
-        <w:rPr>
-          <w:spacing w:val="-8"/>
-        </w:rPr>
-      </w:r>
-      <w:r/>
+      <w:proofErr w:type="gramStart"/>
+      <w:r>
+        <w:t xml:space="preserve">{{ </w:t>
+      </w:r>
+      <w:proofErr w:type="spellStart"/>
+      <w:r>
+        <w:t>company</w:t>
+      </w:r>
+      <w:proofErr w:type="gramEnd"/>
+      <w:r>
+        <w:t>.full_name_ru</w:t>
+      </w:r>
+      <w:proofErr w:type="spellEnd"/>
+      <w:r>
+        <w:t xml:space="preserve"> }} ({{ company.short_name }}), ИНН {{ company.tax_id_primary }}, зарегистрированное в </w:t>
+      </w:r>
+      <w:r>
+        <w:t>соответствии с законодательством Российской Федерации, настоящим подтверждает следующее:</w:t>
+      </w:r>
     </w:p>
     <w:p>
       <w:pPr>
@@ -203,85 +213,16 @@
         <w:jc w:val="both"/>
       </w:pPr>
       <w:r>
-        <w:t>{{ applicant.full_name_native }} оказывает услуги в пользу {{ company.short_name }} на основании договора оказания услуг № {{ contract.number }} от {{ fmt_date_long_ru(contract.sign_date) }}, выполняя функции {{ position.title_ru_genitive }}.</w:t>
+        <w:t xml:space="preserve">{{ applicant.full_name_native }} оказывает услуги в пользу {{ company.short_name }} на основании договора оказания услуг № {{ contract.number }} от {{ fmt_date_long_ru(contract.sign_date) }}, выполняя функции {{ </w:t>
       </w:r>
       <w:proofErr w:type="spellStart"/>
-      <w:r/>
+      <w:r>
+        <w:t>position.title_ru_genitive</w:t>
+      </w:r>
       <w:proofErr w:type="spellEnd"/>
       <w:r>
-        <w:rPr>
-          <w:spacing w:val="40"/>
-        </w:rPr>
-      </w:r>
-      <w:r/>
-      <w:r>
-        <w:rPr>
-          <w:spacing w:val="-1"/>
-        </w:rPr>
-      </w:r>
-      <w:r/>
-      <w:r>
-        <w:rPr>
-          <w:spacing w:val="-1"/>
-        </w:rPr>
-      </w:r>
-      <w:r/>
-      <w:r>
-        <w:rPr>
-          <w:spacing w:val="-1"/>
-        </w:rPr>
-      </w:r>
-      <w:r/>
-      <w:r>
-        <w:rPr>
-          <w:spacing w:val="-1"/>
-        </w:rPr>
-      </w:r>
-      <w:r/>
-      <w:r>
-        <w:rPr>
-          <w:spacing w:val="-1"/>
-        </w:rPr>
-      </w:r>
-      <w:r/>
-      <w:r>
-        <w:rPr>
-          <w:spacing w:val="-1"/>
-        </w:rPr>
-      </w:r>
-      <w:r/>
-      <w:r>
-        <w:rPr>
-          <w:spacing w:val="-1"/>
-        </w:rPr>
-      </w:r>
-      <w:r/>
-      <w:r>
-        <w:rPr>
-          <w:spacing w:val="-1"/>
-        </w:rPr>
-      </w:r>
-      <w:r/>
-      <w:r>
-        <w:rPr>
-          <w:spacing w:val="-1"/>
-        </w:rPr>
-      </w:r>
-      <w:r/>
-      <w:r/>
-      <w:r/>
-      <w:r/>
-      <w:r/>
-      <w:r/>
-      <w:r/>
-      <w:r/>
-      <w:r/>
-      <w:r/>
-      <w:proofErr w:type="spellStart"/>
-      <w:r/>
-      <w:proofErr w:type="spellEnd"/>
-      <w:r/>
-      <w:r/>
+        <w:t xml:space="preserve"> }}.</w:t>
+      </w:r>
     </w:p>
     <w:p>
       <w:pPr>
@@ -366,9 +307,31 @@
         <w:spacing w:line="253" w:lineRule="exact"/>
         <w:ind w:right="-574" w:firstLine="720"/>
         <w:jc w:val="both"/>
-      </w:pPr>
-      <w:r>
-        <w:t xml:space="preserve">{%p for duty in position.duties or [] %}</w:t>
+        <w:rPr>
+          <w:lang w:val="en-US"/>
+        </w:rPr>
+      </w:pPr>
+      <w:r>
+        <w:rPr>
+          <w:lang w:val="en-US"/>
+        </w:rPr>
+        <w:t xml:space="preserve">{%p for duty in </w:t>
+      </w:r>
+      <w:proofErr w:type="spellStart"/>
+      <w:proofErr w:type="gramStart"/>
+      <w:r>
+        <w:rPr>
+          <w:lang w:val="en-US"/>
+        </w:rPr>
+        <w:t>position.duties</w:t>
+      </w:r>
+      <w:proofErr w:type="spellEnd"/>
+      <w:proofErr w:type="gramEnd"/>
+      <w:r>
+        <w:rPr>
+          <w:lang w:val="en-US"/>
+        </w:rPr>
+        <w:t xml:space="preserve"> or [] %}</w:t>
       </w:r>
     </w:p>
     <w:p>
@@ -378,8 +341,18 @@
         <w:ind w:right="-574" w:firstLine="720"/>
         <w:jc w:val="both"/>
       </w:pPr>
-      <w:r>
-        <w:t xml:space="preserve">{{ duty }}</w:t>
+      <w:proofErr w:type="gramStart"/>
+      <w:r>
+        <w:t xml:space="preserve">{{ </w:t>
+      </w:r>
+      <w:proofErr w:type="spellStart"/>
+      <w:r>
+        <w:t>duty</w:t>
+      </w:r>
+      <w:proofErr w:type="spellEnd"/>
+      <w:proofErr w:type="gramEnd"/>
+      <w:r>
+        <w:t xml:space="preserve"> }}</w:t>
       </w:r>
     </w:p>
     <w:p>
@@ -390,7 +363,7 @@
         <w:jc w:val="both"/>
       </w:pPr>
       <w:r>
-        <w:t xml:space="preserve">{%p endfor %}</w:t>
+        <w:t>{%p endfor %}</w:t>
       </w:r>
     </w:p>
     <w:p>
@@ -403,105 +376,6 @@
       <w:r>
         <w:t>{{ applicant.full_name_native }} выполняет свои обязанности исключительно в удаленном формате с использованием средств телекоммуникации и цифровых технологий, без необходимости физического присутствия в офисе компании.</w:t>
       </w:r>
-      <w:proofErr w:type="spellStart"/>
-      <w:r/>
-      <w:proofErr w:type="spellEnd"/>
-      <w:r/>
-      <w:r/>
-      <w:r>
-        <w:rPr>
-          <w:spacing w:val="-2"/>
-        </w:rPr>
-      </w:r>
-      <w:r/>
-      <w:r>
-        <w:rPr>
-          <w:spacing w:val="-2"/>
-        </w:rPr>
-      </w:r>
-      <w:r/>
-      <w:r>
-        <w:rPr>
-          <w:spacing w:val="-2"/>
-        </w:rPr>
-      </w:r>
-      <w:r/>
-      <w:r>
-        <w:rPr>
-          <w:spacing w:val="-2"/>
-        </w:rPr>
-      </w:r>
-      <w:r/>
-      <w:r>
-        <w:rPr>
-          <w:spacing w:val="-2"/>
-        </w:rPr>
-      </w:r>
-      <w:r/>
-      <w:r>
-        <w:rPr>
-          <w:spacing w:val="-2"/>
-        </w:rPr>
-      </w:r>
-      <w:r/>
-      <w:r>
-        <w:rPr>
-          <w:spacing w:val="-2"/>
-        </w:rPr>
-      </w:r>
-      <w:r>
-        <w:rPr>
-          <w:spacing w:val="-10"/>
-        </w:rPr>
-      </w:r>
-      <w:r>
-        <w:rPr>
-          <w:spacing w:val="-10"/>
-        </w:rPr>
-      </w:r>
-      <w:r/>
-      <w:r>
-        <w:rPr>
-          <w:spacing w:val="-2"/>
-        </w:rPr>
-      </w:r>
-      <w:r/>
-      <w:r>
-        <w:rPr>
-          <w:spacing w:val="-2"/>
-        </w:rPr>
-      </w:r>
-      <w:r/>
-      <w:r>
-        <w:rPr>
-          <w:spacing w:val="-2"/>
-        </w:rPr>
-      </w:r>
-      <w:r/>
-      <w:r>
-        <w:rPr>
-          <w:spacing w:val="-2"/>
-        </w:rPr>
-      </w:r>
-      <w:r/>
-      <w:r>
-        <w:rPr>
-          <w:spacing w:val="-2"/>
-        </w:rPr>
-      </w:r>
-      <w:r/>
-      <w:r>
-        <w:rPr>
-          <w:spacing w:val="-2"/>
-        </w:rPr>
-      </w:r>
-      <w:r/>
-      <w:r>
-        <w:rPr>
-          <w:spacing w:val="-2"/>
-        </w:rPr>
-      </w:r>
-      <w:r/>
     </w:p>
     <w:p>
       <w:pPr>
@@ -510,81 +384,42 @@
         <w:jc w:val="both"/>
       </w:pPr>
       <w:r>
-        <w:t>{{ company.short_name }} подтверждает возможность выполнения профессиональной деятельности с территории Королевства Испания в формате дистанционной работы (teletrabajo de carácter internacional).</w:t>
-      </w:r>
-      <w:r>
-        <w:rPr>
-          <w:spacing w:val="-1"/>
-        </w:rPr>
-      </w:r>
-      <w:r/>
-      <w:r>
-        <w:rPr>
-          <w:spacing w:val="-1"/>
-        </w:rPr>
-      </w:r>
-      <w:r/>
-      <w:r>
-        <w:rPr>
-          <w:spacing w:val="-1"/>
-        </w:rPr>
-      </w:r>
-      <w:r/>
-      <w:r>
-        <w:rPr>
-          <w:spacing w:val="-1"/>
-        </w:rPr>
-      </w:r>
-      <w:r/>
-      <w:r>
-        <w:rPr>
-          <w:spacing w:val="-1"/>
-        </w:rPr>
-      </w:r>
-      <w:r/>
-      <w:r>
-        <w:rPr>
-          <w:spacing w:val="-1"/>
-        </w:rPr>
-      </w:r>
-      <w:r/>
-      <w:r>
-        <w:rPr>
-          <w:spacing w:val="-1"/>
-        </w:rPr>
-      </w:r>
-      <w:r/>
+        <w:t>{{ company.short_name }} подтверждает возможность выполнения профессиональной деятельности с территории</w:t>
+      </w:r>
+      <w:r>
+        <w:t xml:space="preserve"> Королевства Испания в формате дистанционной работы (</w:t>
+      </w:r>
       <w:proofErr w:type="spellStart"/>
-      <w:r/>
+      <w:r>
+        <w:t>teletrabajo</w:t>
+      </w:r>
       <w:proofErr w:type="spellEnd"/>
       <w:r>
-        <w:rPr>
-          <w:spacing w:val="-1"/>
-        </w:rPr>
+        <w:t xml:space="preserve"> </w:t>
       </w:r>
       <w:proofErr w:type="spellStart"/>
-      <w:r/>
+      <w:r>
+        <w:t>de</w:t>
+      </w:r>
       <w:proofErr w:type="spellEnd"/>
       <w:r>
-        <w:rPr>
-          <w:spacing w:val="-1"/>
-        </w:rPr>
+        <w:t xml:space="preserve"> </w:t>
       </w:r>
       <w:proofErr w:type="spellStart"/>
-      <w:r/>
+      <w:r>
+        <w:t>carácter</w:t>
+      </w:r>
       <w:proofErr w:type="spellEnd"/>
-      <w:r/>
+      <w:r>
+        <w:t xml:space="preserve"> </w:t>
+      </w:r>
       <w:proofErr w:type="spellStart"/>
       <w:r>
-        <w:rPr>
-          <w:spacing w:val="-2"/>
-        </w:rPr>
+        <w:t>internacional</w:t>
       </w:r>
       <w:proofErr w:type="spellEnd"/>
       <w:r>
-        <w:rPr>
-          <w:spacing w:val="-2"/>
-        </w:rPr>
+        <w:t>).</w:t>
       </w:r>
     </w:p>
     <w:p>
@@ -599,40 +434,6 @@
       <w:r>
         <w:t xml:space="preserve">{{ applicant.full_name_native }} осуществляет деятельность как независимый подрядчик. </w:t>
       </w:r>
-      <w:proofErr w:type="spellStart"/>
-      <w:r/>
-      <w:proofErr w:type="spellEnd"/>
-      <w:r/>
-      <w:r/>
-      <w:r>
-        <w:rPr>
-          <w:spacing w:val="-1"/>
-        </w:rPr>
-      </w:r>
-      <w:r/>
-      <w:r>
-        <w:rPr>
-          <w:spacing w:val="-1"/>
-        </w:rPr>
-      </w:r>
-      <w:r/>
-      <w:r>
-        <w:rPr>
-          <w:spacing w:val="-1"/>
-        </w:rPr>
-      </w:r>
-      <w:r/>
-      <w:r>
-        <w:rPr>
-          <w:spacing w:val="-1"/>
-        </w:rPr>
-      </w:r>
-      <w:r/>
-      <w:r>
-        <w:rPr>
-          <w:spacing w:val="-1"/>
-        </w:rPr>
-      </w:r>
     </w:p>
     <w:p>
       <w:pPr>
@@ -641,7 +442,10 @@
         <w:jc w:val="both"/>
       </w:pPr>
       <w:r>
-        <w:t>Трудовые отношения, подчиненность внутреннему распорядку, контроль рабочего времени и интеграция в штат компании отсутствуют.</w:t>
+        <w:t xml:space="preserve">Трудовые отношения, подчиненность внутреннему распорядку, контроль рабочего </w:t>
+      </w:r>
+      <w:r>
+        <w:t>времени и интеграция в штат компании отсутствуют.</w:t>
       </w:r>
     </w:p>
     <w:p>
@@ -651,73 +455,11 @@
         <w:jc w:val="both"/>
       </w:pPr>
       <w:r>
-        <w:t>Размер вознаграждения составляет {{ fmt_money(contract.salary_rub) }} ({{ contract.salary_rub_words }} рублей) в месяц эквивалентно по курсу на дату письма {{ eur.amount_int }} евро ({{ eur.amount_words_ru }}) евро, выплачиваемых на регулярной основе после подписания актов оказанных услуг.</w:t>
-      </w:r>
-      <w:r>
-        <w:rPr>
-          <w:spacing w:val="-1"/>
-        </w:rPr>
-      </w:r>
-      <w:r/>
-      <w:r>
-        <w:rPr>
-          <w:spacing w:val="-1"/>
-        </w:rPr>
-      </w:r>
-      <w:r/>
-      <w:r>
-        <w:rPr>
-          <w:spacing w:val="-1"/>
-        </w:rPr>
-      </w:r>
-      <w:r/>
-      <w:r>
-        <w:rPr>
-          <w:spacing w:val="-1"/>
-        </w:rPr>
-      </w:r>
-      <w:r/>
-      <w:r>
-        <w:rPr>
-          <w:spacing w:val="-1"/>
-        </w:rPr>
-      </w:r>
-      <w:r/>
-      <w:r>
-        <w:rPr>
-          <w:spacing w:val="-1"/>
-        </w:rPr>
-      </w:r>
-      <w:r/>
-      <w:r>
-        <w:rPr>
-          <w:spacing w:val="-2"/>
-        </w:rPr>
-      </w:r>
-      <w:r/>
-      <w:r>
-        <w:rPr>
-          <w:spacing w:val="-1"/>
-        </w:rPr>
-      </w:r>
-      <w:r/>
-      <w:r>
-        <w:rPr>
-          <w:spacing w:val="-1"/>
-        </w:rPr>
-      </w:r>
-      <w:r/>
-      <w:r>
-        <w:rPr>
-          <w:spacing w:val="-1"/>
-        </w:rPr>
-      </w:r>
-      <w:r/>
-      <w:r/>
-      <w:r/>
-      <w:r/>
-      <w:r/>
-      <w:r/>
+        <w:t xml:space="preserve">Размер вознаграждения составляет {{ fmt_money(contract.salary_rub) }} ({{ contract.salary_rub_words }} рублей) в месяц эквивалентно по курсу на дату письма {{ eur.amount_int }} евро ({{ eur.amount_words_ru </w:t>
+      </w:r>
+      <w:r>
+        <w:t>}}) евро, выплачиваемых на регулярной основе после подписания актов оказанных услуг.</w:t>
+      </w:r>
     </w:p>
     <w:p>
       <w:pPr>
@@ -824,60 +566,10 @@
         </w:rPr>
       </w:pPr>
       <w:r>
-        <w:t xml:space="preserve">Срок действия договора установлен до {{ contract.end_date.day }} {{ ['января','февраля','марта','апреля','мая','июня','июля','августа','сентября','октября','ноября','декабря'][contract.end_date.month - 1] }} {{ contract.end_date.year }} года. </w:t>
-      </w:r>
-      <w:r>
-        <w:rPr>
-          <w:spacing w:val="-1"/>
-        </w:rPr>
-      </w:r>
-      <w:r/>
-      <w:r>
-        <w:rPr>
-          <w:spacing w:val="-1"/>
-        </w:rPr>
-      </w:r>
-      <w:r/>
-      <w:r>
-        <w:rPr>
-          <w:spacing w:val="-1"/>
-        </w:rPr>
-      </w:r>
-      <w:r/>
-      <w:r>
-        <w:rPr>
-          <w:spacing w:val="-1"/>
-        </w:rPr>
-      </w:r>
-      <w:r/>
-      <w:r>
-        <w:rPr>
-          <w:spacing w:val="-1"/>
-        </w:rPr>
-      </w:r>
-      <w:r/>
-      <w:r>
-        <w:rPr>
-          <w:spacing w:val="-1"/>
-        </w:rPr>
-      </w:r>
-      <w:r/>
-      <w:r>
-        <w:rPr>
-          <w:spacing w:val="-1"/>
-        </w:rPr>
-      </w:r>
-      <w:r/>
-      <w:r>
-        <w:rPr>
-          <w:spacing w:val="-1"/>
-        </w:rPr>
-      </w:r>
-      <w:r/>
-      <w:r>
-        <w:rPr>
-          <w:spacing w:val="-1"/>
-        </w:rPr>
+        <w:t>Срок действия договора установлен до {{ contract.end_date.day }} {</w:t>
+      </w:r>
+      <w:r>
+        <w:t xml:space="preserve">{ ['января','февраля','марта','апреля','мая','июня','июля','августа','сентября','октября','ноября','декабря'][contract.end_date.month - 1] }} {{ contract.end_date.year }} года. </w:t>
       </w:r>
     </w:p>
     <w:p>
@@ -906,7 +598,10 @@
         <w:t xml:space="preserve"> </w:t>
       </w:r>
       <w:r>
-        <w:t>подписания настоящего письма договор является действующим и не расторгнут.</w:t>
+        <w:t>подписания настоящего письма договор является действующим и не расторг</w:t>
+      </w:r>
+      <w:r>
+        <w:t>нут.</w:t>
       </w:r>
     </w:p>
     <w:p>
@@ -1012,46 +707,75 @@
         <w:pStyle w:val="a3"/>
         <w:ind w:right="-574"/>
         <w:jc w:val="both"/>
-      </w:pPr>
-      <w:r>
-        <w:t>Генеральный директор {{ company.short_name }}     _____________/ {{ company.director_short_ru }}</w:t>
-      </w:r>
-      <w:r>
-        <w:rPr>
-          <w:spacing w:val="-14"/>
-        </w:rPr>
-      </w:r>
-      <w:r/>
-      <w:r/>
-      <w:r/>
-      <w:r/>
-      <w:r/>
-      <w:r>
-        <w:rPr>
-          <w:spacing w:val="-4"/>
-        </w:rPr>
-      </w:r>
-      <w:r>
-        <w:rPr>
-          <w:spacing w:val="-4"/>
-        </w:rPr>
-      </w:r>
-      <w:r/>
-      <w:r>
-        <w:rPr>
-          <w:spacing w:val="-3"/>
-        </w:rPr>
-      </w:r>
-      <w:r>
-        <w:rPr>
-          <w:spacing w:val="-4"/>
-        </w:rPr>
+        <w:rPr>
+          <w:lang w:val="en-US"/>
+        </w:rPr>
+      </w:pPr>
+      <w:r>
+        <w:t>Генеральный</w:t>
+      </w:r>
+      <w:r>
+        <w:rPr>
+          <w:lang w:val="en-US"/>
+        </w:rPr>
+        <w:t xml:space="preserve"> </w:t>
+      </w:r>
+      <w:r>
+        <w:t>директор</w:t>
+      </w:r>
+      <w:r>
+        <w:rPr>
+          <w:lang w:val="en-US"/>
+        </w:rPr>
+        <w:t xml:space="preserve"> </w:t>
+      </w:r>
+      <w:proofErr w:type="gramStart"/>
+      <w:r>
+        <w:rPr>
+          <w:lang w:val="en-US"/>
+        </w:rPr>
+        <w:t xml:space="preserve">{{ </w:t>
+      </w:r>
+      <w:proofErr w:type="spellStart"/>
+      <w:r>
+        <w:rPr>
+          <w:lang w:val="en-US"/>
+        </w:rPr>
+        <w:t>company</w:t>
+      </w:r>
+      <w:proofErr w:type="gramEnd"/>
+      <w:r>
+        <w:rPr>
+          <w:lang w:val="en-US"/>
+        </w:rPr>
+        <w:t>.short_name</w:t>
+      </w:r>
+      <w:proofErr w:type="spellEnd"/>
+      <w:r>
+        <w:rPr>
+          <w:lang w:val="en-US"/>
+        </w:rPr>
+        <w:t xml:space="preserve"> }}     _____________/ {{ </w:t>
+      </w:r>
+      <w:proofErr w:type="spellStart"/>
+      <w:r>
+        <w:rPr>
+          <w:lang w:val="en-US"/>
+        </w:rPr>
+        <w:t>company.director_short_ru</w:t>
+      </w:r>
+      <w:proofErr w:type="spellEnd"/>
+      <w:r>
+        <w:rPr>
+          <w:lang w:val="en-US"/>
+        </w:rPr>
+        <w:t xml:space="preserve"> }}</w:t>
       </w:r>
     </w:p>
     <w:sectPr>
       <w:headerReference w:type="default" r:id="rId6"/>
       <w:pgSz w:w="11906" w:h="16838" w:code="9"/>
-      <w:pgMar w:top="3100" w:right="1800" w:bottom="280" w:left="1800" w:header="2871" w:footer="0" w:gutter="0"/>
+      <w:pgMar w:top="2268" w:right="1800" w:bottom="280" w:left="1800" w:header="2871" w:footer="0" w:gutter="0"/>
       <w:cols w:space="720"/>
       <w:docGrid w:linePitch="299"/>
     </w:sectPr>
@@ -1060,7 +784,7 @@
 </file>
 
 <file path=word/endnotes.xml><?xml version="1.0" encoding="utf-8"?>
-<w:endnotes xmlns:wpc="http://schemas.microsoft.com/office/word/2010/wordprocessingCanvas" xmlns:cx="http://schemas.microsoft.com/office/drawing/2014/chartex" xmlns:cx1="http://schemas.microsoft.com/office/drawing/2015/9/8/chartex" xmlns:cx2="http://schemas.microsoft.com/office/drawing/2015/10/21/chartex" xmlns:cx3="http://schemas.microsoft.com/office/drawing/2016/5/9/chartex" xmlns:cx4="http://schemas.microsoft.com/office/drawing/2016/5/10/chartex" xmlns:cx5="http://schemas.microsoft.com/office/drawing/2016/5/11/chartex" xmlns:cx6="http://schemas.microsoft.com/office/drawing/2016/5/12/chartex" xmlns:cx7="http://schemas.microsoft.com/office/drawing/2016/5/13/chartex" xmlns:cx8="http://schemas.microsoft.com/office/drawing/2016/5/14/chartex" xmlns:mc="http://schemas.openxmlformats.org/markup-compatibility/2006" xmlns:aink="http://schemas.microsoft.com/office/drawing/2016/ink" xmlns:am3d="http://schemas.microsoft.com/office/drawing/2017/model3d" xmlns:o="urn:schemas-microsoft-com:office:office" xmlns:oel="http://schemas.microsoft.com/office/2019/extlst" xmlns:r="http://schemas.openxmlformats.org/officeDocument/2006/relationships" xmlns:m="http://schemas.openxmlformats.org/officeDocument/2006/math" xmlns:v="urn:schemas-microsoft-com:vml" xmlns:wp14="http://schemas.microsoft.com/office/word/2010/wordprocessingDrawing" xmlns:wp="http://schemas.openxmlformats.org/drawingml/2006/wordprocessingDrawing" xmlns:w10="urn:schemas-microsoft-com:office:word" xmlns:w="http://schemas.openxmlformats.org/wordprocessingml/2006/main" xmlns:w14="http://schemas.microsoft.com/office/word/2010/wordml" xmlns:w15="http://schemas.microsoft.com/office/word/2012/wordml" xmlns:w16cex="http://schemas.microsoft.com/office/word/2018/wordml/cex" xmlns:w16cid="http://schemas.microsoft.com/office/word/2016/wordml/cid" xmlns:w16="http://schemas.microsoft.com/office/word/2018/wordml" xmlns:w16du="http://schemas.microsoft.com/office/word/2023/wordml/word16du" xmlns:w16sdtdh="http://schemas.microsoft.com/office/word/2020/wordml/sdtdatahash" xmlns:w16sdtfl="http://schemas.microsoft.com/office/word/2024/wordml/sdtformatlock" xmlns:w16se="http://schemas.microsoft.com/office/word/2015/wordml/symex" xmlns:wpg="http://schemas.microsoft.com/office/word/2010/wordprocessingGroup" xmlns:wpi="http://schemas.microsoft.com/office/word/2010/wordprocessingInk" xmlns:wne="http://schemas.microsoft.com/office/word/2006/wordml" xmlns:wps="http://schemas.microsoft.com/office/word/2010/wordprocessingShape" mc:Ignorable="w14 w15 w16se w16cid w16 w16cex w16sdtdh w16sdtfl w16du wp14">
+<w:endnotes xmlns:wpc="http://schemas.microsoft.com/office/word/2010/wordprocessingCanvas" xmlns:cx="http://schemas.microsoft.com/office/drawing/2014/chartex" xmlns:cx1="http://schemas.microsoft.com/office/drawing/2015/9/8/chartex" xmlns:cx2="http://schemas.microsoft.com/office/drawing/2015/10/21/chartex" xmlns:cx3="http://schemas.microsoft.com/office/drawing/2016/5/9/chartex" xmlns:cx4="http://schemas.microsoft.com/office/drawing/2016/5/10/chartex" xmlns:cx5="http://schemas.microsoft.com/office/drawing/2016/5/11/chartex" xmlns:cx6="http://schemas.microsoft.com/office/drawing/2016/5/12/chartex" xmlns:cx7="http://schemas.microsoft.com/office/drawing/2016/5/13/chartex" xmlns:cx8="http://schemas.microsoft.com/office/drawing/2016/5/14/chartex" xmlns:mc="http://schemas.openxmlformats.org/markup-compatibility/2006" xmlns:aink="http://schemas.microsoft.com/office/drawing/2016/ink" xmlns:am3d="http://schemas.microsoft.com/office/drawing/2017/model3d" xmlns:o="urn:schemas-microsoft-com:office:office" xmlns:r="http://schemas.openxmlformats.org/officeDocument/2006/relationships" xmlns:m="http://schemas.openxmlformats.org/officeDocument/2006/math" xmlns:v="urn:schemas-microsoft-com:vml" xmlns:wp14="http://schemas.microsoft.com/office/word/2010/wordprocessingDrawing" xmlns:wp="http://schemas.openxmlformats.org/drawingml/2006/wordprocessingDrawing" xmlns:w10="urn:schemas-microsoft-com:office:word" xmlns:w="http://schemas.openxmlformats.org/wordprocessingml/2006/main" xmlns:w14="http://schemas.microsoft.com/office/word/2010/wordml" xmlns:w15="http://schemas.microsoft.com/office/word/2012/wordml" xmlns:w16cid="http://schemas.microsoft.com/office/word/2016/wordml/cid" xmlns:w16se="http://schemas.microsoft.com/office/word/2015/wordml/symex" xmlns:wpg="http://schemas.microsoft.com/office/word/2010/wordprocessingGroup" xmlns:wpi="http://schemas.microsoft.com/office/word/2010/wordprocessingInk" xmlns:wne="http://schemas.microsoft.com/office/word/2006/wordml" xmlns:wps="http://schemas.microsoft.com/office/word/2010/wordprocessingShape" mc:Ignorable="w14 w15 w16se w16cid wp14">
   <w:endnote w:type="separator" w:id="-1">
     <w:p>
       <w:r>
@@ -1079,7 +803,7 @@
 </file>
 
 <file path=word/footnotes.xml><?xml version="1.0" encoding="utf-8"?>
-<w:footnotes xmlns:wpc="http://schemas.microsoft.com/office/word/2010/wordprocessingCanvas" xmlns:cx="http://schemas.microsoft.com/office/drawing/2014/chartex" xmlns:cx1="http://schemas.microsoft.com/office/drawing/2015/9/8/chartex" xmlns:cx2="http://schemas.microsoft.com/office/drawing/2015/10/21/chartex" xmlns:cx3="http://schemas.microsoft.com/office/drawing/2016/5/9/chartex" xmlns:cx4="http://schemas.microsoft.com/office/drawing/2016/5/10/chartex" xmlns:cx5="http://schemas.microsoft.com/office/drawing/2016/5/11/chartex" xmlns:cx6="http://schemas.microsoft.com/office/drawing/2016/5/12/chartex" xmlns:cx7="http://schemas.microsoft.com/office/drawing/2016/5/13/chartex" xmlns:cx8="http://schemas.microsoft.com/office/drawing/2016/5/14/chartex" xmlns:mc="http://schemas.openxmlformats.org/markup-compatibility/2006" xmlns:aink="http://schemas.microsoft.com/office/drawing/2016/ink" xmlns:am3d="http://schemas.microsoft.com/office/drawing/2017/model3d" xmlns:o="urn:schemas-microsoft-com:office:office" xmlns:oel="http://schemas.microsoft.com/office/2019/extlst" xmlns:r="http://schemas.openxmlformats.org/officeDocument/2006/relationships" xmlns:m="http://schemas.openxmlformats.org/officeDocument/2006/math" xmlns:v="urn:schemas-microsoft-com:vml" xmlns:wp14="http://schemas.microsoft.com/office/word/2010/wordprocessingDrawing" xmlns:wp="http://schemas.openxmlformats.org/drawingml/2006/wordprocessingDrawing" xmlns:w10="urn:schemas-microsoft-com:office:word" xmlns:w="http://schemas.openxmlformats.org/wordprocessingml/2006/main" xmlns:w14="http://schemas.microsoft.com/office/word/2010/wordml" xmlns:w15="http://schemas.microsoft.com/office/word/2012/wordml" xmlns:w16cex="http://schemas.microsoft.com/office/word/2018/wordml/cex" xmlns:w16cid="http://schemas.microsoft.com/office/word/2016/wordml/cid" xmlns:w16="http://schemas.microsoft.com/office/word/2018/wordml" xmlns:w16du="http://schemas.microsoft.com/office/word/2023/wordml/word16du" xmlns:w16sdtdh="http://schemas.microsoft.com/office/word/2020/wordml/sdtdatahash" xmlns:w16sdtfl="http://schemas.microsoft.com/office/word/2024/wordml/sdtformatlock" xmlns:w16se="http://schemas.microsoft.com/office/word/2015/wordml/symex" xmlns:wpg="http://schemas.microsoft.com/office/word/2010/wordprocessingGroup" xmlns:wpi="http://schemas.microsoft.com/office/word/2010/wordprocessingInk" xmlns:wne="http://schemas.microsoft.com/office/word/2006/wordml" xmlns:wps="http://schemas.microsoft.com/office/word/2010/wordprocessingShape" mc:Ignorable="w14 w15 w16se w16cid w16 w16cex w16sdtdh w16sdtfl w16du wp14">
+<w:footnotes xmlns:wpc="http://schemas.microsoft.com/office/word/2010/wordprocessingCanvas" xmlns:cx="http://schemas.microsoft.com/office/drawing/2014/chartex" xmlns:cx1="http://schemas.microsoft.com/office/drawing/2015/9/8/chartex" xmlns:cx2="http://schemas.microsoft.com/office/drawing/2015/10/21/chartex" xmlns:cx3="http://schemas.microsoft.com/office/drawing/2016/5/9/chartex" xmlns:cx4="http://schemas.microsoft.com/office/drawing/2016/5/10/chartex" xmlns:cx5="http://schemas.microsoft.com/office/drawing/2016/5/11/chartex" xmlns:cx6="http://schemas.microsoft.com/office/drawing/2016/5/12/chartex" xmlns:cx7="http://schemas.microsoft.com/office/drawing/2016/5/13/chartex" xmlns:cx8="http://schemas.microsoft.com/office/drawing/2016/5/14/chartex" xmlns:mc="http://schemas.openxmlformats.org/markup-compatibility/2006" xmlns:aink="http://schemas.microsoft.com/office/drawing/2016/ink" xmlns:am3d="http://schemas.microsoft.com/office/drawing/2017/model3d" xmlns:o="urn:schemas-microsoft-com:office:office" xmlns:r="http://schemas.openxmlformats.org/officeDocument/2006/relationships" xmlns:m="http://schemas.openxmlformats.org/officeDocument/2006/math" xmlns:v="urn:schemas-microsoft-com:vml" xmlns:wp14="http://schemas.microsoft.com/office/word/2010/wordprocessingDrawing" xmlns:wp="http://schemas.openxmlformats.org/drawingml/2006/wordprocessingDrawing" xmlns:w10="urn:schemas-microsoft-com:office:word" xmlns:w="http://schemas.openxmlformats.org/wordprocessingml/2006/main" xmlns:w14="http://schemas.microsoft.com/office/word/2010/wordml" xmlns:w15="http://schemas.microsoft.com/office/word/2012/wordml" xmlns:w16cid="http://schemas.microsoft.com/office/word/2016/wordml/cid" xmlns:w16se="http://schemas.microsoft.com/office/word/2015/wordml/symex" xmlns:wpg="http://schemas.microsoft.com/office/word/2010/wordprocessingGroup" xmlns:wpi="http://schemas.microsoft.com/office/word/2010/wordprocessingInk" xmlns:wne="http://schemas.microsoft.com/office/word/2006/wordml" xmlns:wps="http://schemas.microsoft.com/office/word/2010/wordprocessingShape" mc:Ignorable="w14 w15 w16se w16cid wp14">
   <w:footnote w:type="separator" w:id="-1">
     <w:p>
       <w:r>
@@ -1098,7 +822,7 @@
 </file>
 
 <file path=word/header1.xml><?xml version="1.0" encoding="utf-8"?>
-<w:hdr xmlns:wpc="http://schemas.microsoft.com/office/word/2010/wordprocessingCanvas" xmlns:cx="http://schemas.microsoft.com/office/drawing/2014/chartex" xmlns:cx1="http://schemas.microsoft.com/office/drawing/2015/9/8/chartex" xmlns:cx2="http://schemas.microsoft.com/office/drawing/2015/10/21/chartex" xmlns:cx3="http://schemas.microsoft.com/office/drawing/2016/5/9/chartex" xmlns:cx4="http://schemas.microsoft.com/office/drawing/2016/5/10/chartex" xmlns:cx5="http://schemas.microsoft.com/office/drawing/2016/5/11/chartex" xmlns:cx6="http://schemas.microsoft.com/office/drawing/2016/5/12/chartex" xmlns:cx7="http://schemas.microsoft.com/office/drawing/2016/5/13/chartex" xmlns:cx8="http://schemas.microsoft.com/office/drawing/2016/5/14/chartex" xmlns:mc="http://schemas.openxmlformats.org/markup-compatibility/2006" xmlns:aink="http://schemas.microsoft.com/office/drawing/2016/ink" xmlns:am3d="http://schemas.microsoft.com/office/drawing/2017/model3d" xmlns:o="urn:schemas-microsoft-com:office:office" xmlns:oel="http://schemas.microsoft.com/office/2019/extlst" xmlns:r="http://schemas.openxmlformats.org/officeDocument/2006/relationships" xmlns:m="http://schemas.openxmlformats.org/officeDocument/2006/math" xmlns:v="urn:schemas-microsoft-com:vml" xmlns:wp14="http://schemas.microsoft.com/office/word/2010/wordprocessingDrawing" xmlns:wp="http://schemas.openxmlformats.org/drawingml/2006/wordprocessingDrawing" xmlns:w10="urn:schemas-microsoft-com:office:word" xmlns:w="http://schemas.openxmlformats.org/wordprocessingml/2006/main" xmlns:w14="http://schemas.microsoft.com/office/word/2010/wordml" xmlns:w15="http://schemas.microsoft.com/office/word/2012/wordml" xmlns:w16cex="http://schemas.microsoft.com/office/word/2018/wordml/cex" xmlns:w16cid="http://schemas.microsoft.com/office/word/2016/wordml/cid" xmlns:w16="http://schemas.microsoft.com/office/word/2018/wordml" xmlns:w16du="http://schemas.microsoft.com/office/word/2023/wordml/word16du" xmlns:w16sdtdh="http://schemas.microsoft.com/office/word/2020/wordml/sdtdatahash" xmlns:w16sdtfl="http://schemas.microsoft.com/office/word/2024/wordml/sdtformatlock" xmlns:w16se="http://schemas.microsoft.com/office/word/2015/wordml/symex" xmlns:wpg="http://schemas.microsoft.com/office/word/2010/wordprocessingGroup" xmlns:wpi="http://schemas.microsoft.com/office/word/2010/wordprocessingInk" xmlns:wne="http://schemas.microsoft.com/office/word/2006/wordml" xmlns:wps="http://schemas.microsoft.com/office/word/2010/wordprocessingShape" mc:Ignorable="w14 w15 w16se w16cid w16 w16cex w16sdtdh w16sdtfl w16du wp14">
+<w:hdr xmlns:wpc="http://schemas.microsoft.com/office/word/2010/wordprocessingCanvas" xmlns:cx="http://schemas.microsoft.com/office/drawing/2014/chartex" xmlns:cx1="http://schemas.microsoft.com/office/drawing/2015/9/8/chartex" xmlns:cx2="http://schemas.microsoft.com/office/drawing/2015/10/21/chartex" xmlns:cx3="http://schemas.microsoft.com/office/drawing/2016/5/9/chartex" xmlns:cx4="http://schemas.microsoft.com/office/drawing/2016/5/10/chartex" xmlns:cx5="http://schemas.microsoft.com/office/drawing/2016/5/11/chartex" xmlns:cx6="http://schemas.microsoft.com/office/drawing/2016/5/12/chartex" xmlns:cx7="http://schemas.microsoft.com/office/drawing/2016/5/13/chartex" xmlns:cx8="http://schemas.microsoft.com/office/drawing/2016/5/14/chartex" xmlns:mc="http://schemas.openxmlformats.org/markup-compatibility/2006" xmlns:aink="http://schemas.microsoft.com/office/drawing/2016/ink" xmlns:am3d="http://schemas.microsoft.com/office/drawing/2017/model3d" xmlns:o="urn:schemas-microsoft-com:office:office" xmlns:r="http://schemas.openxmlformats.org/officeDocument/2006/relationships" xmlns:m="http://schemas.openxmlformats.org/officeDocument/2006/math" xmlns:v="urn:schemas-microsoft-com:vml" xmlns:wp14="http://schemas.microsoft.com/office/word/2010/wordprocessingDrawing" xmlns:wp="http://schemas.openxmlformats.org/drawingml/2006/wordprocessingDrawing" xmlns:w10="urn:schemas-microsoft-com:office:word" xmlns:w="http://schemas.openxmlformats.org/wordprocessingml/2006/main" xmlns:w14="http://schemas.microsoft.com/office/word/2010/wordml" xmlns:w15="http://schemas.microsoft.com/office/word/2012/wordml" xmlns:w16cid="http://schemas.microsoft.com/office/word/2016/wordml/cid" xmlns:w16se="http://schemas.microsoft.com/office/word/2015/wordml/symex" xmlns:wpg="http://schemas.microsoft.com/office/word/2010/wordprocessingGroup" xmlns:wpi="http://schemas.microsoft.com/office/word/2010/wordprocessingInk" xmlns:wne="http://schemas.microsoft.com/office/word/2006/wordml" xmlns:wps="http://schemas.microsoft.com/office/word/2010/wordprocessingShape" mc:Ignorable="w14 w15 w16se w16cid wp14">
   <w:p>
     <w:pPr>
       <w:pStyle w:val="a3"/>
@@ -1168,7 +892,7 @@
             </wp:anchor>
           </w:drawing>
         </mc:Choice>
-        <mc:Fallback>
+        <mc:Fallback xmlns:w16sdtfl="http://schemas.microsoft.com/office/word/2024/wordml/sdtformatlock" xmlns:w16sdtdh="http://schemas.microsoft.com/office/word/2020/wordml/sdtdatahash" xmlns:w16du="http://schemas.microsoft.com/office/word/2023/wordml/word16du" xmlns:w16="http://schemas.microsoft.com/office/word/2018/wordml" xmlns:w16cex="http://schemas.microsoft.com/office/word/2018/wordml/cex" xmlns:oel="http://schemas.microsoft.com/office/2019/extlst">
           <w:pict>
             <v:shapetype w14:anchorId="65249B61" id="_x0000_t202" coordsize="21600,21600" o:spt="202" path="m,l,21600r21600,l21600,xe">
               <v:stroke joinstyle="miter"/>
@@ -1200,7 +924,7 @@
 </file>
 
 <file path=word/styles.xml><?xml version="1.0" encoding="utf-8"?>
-<w:styles xmlns:mc="http://schemas.openxmlformats.org/markup-compatibility/2006" xmlns:r="http://schemas.openxmlformats.org/officeDocument/2006/relationships" xmlns:w="http://schemas.openxmlformats.org/wordprocessingml/2006/main" xmlns:w14="http://schemas.microsoft.com/office/word/2010/wordml" xmlns:w15="http://schemas.microsoft.com/office/word/2012/wordml" xmlns:w16cex="http://schemas.microsoft.com/office/word/2018/wordml/cex" xmlns:w16cid="http://schemas.microsoft.com/office/word/2016/wordml/cid" xmlns:w16="http://schemas.microsoft.com/office/word/2018/wordml" xmlns:w16du="http://schemas.microsoft.com/office/word/2023/wordml/word16du" xmlns:w16sdtdh="http://schemas.microsoft.com/office/word/2020/wordml/sdtdatahash" xmlns:w16sdtfl="http://schemas.microsoft.com/office/word/2024/wordml/sdtformatlock" xmlns:w16se="http://schemas.microsoft.com/office/word/2015/wordml/symex" mc:Ignorable="w14 w15 w16se w16cid w16 w16cex w16sdtdh w16sdtfl w16du">
+<w:styles xmlns:mc="http://schemas.openxmlformats.org/markup-compatibility/2006" xmlns:r="http://schemas.openxmlformats.org/officeDocument/2006/relationships" xmlns:w="http://schemas.openxmlformats.org/wordprocessingml/2006/main" xmlns:w14="http://schemas.microsoft.com/office/word/2010/wordml" xmlns:w15="http://schemas.microsoft.com/office/word/2012/wordml" xmlns:w16cid="http://schemas.microsoft.com/office/word/2016/wordml/cid" xmlns:w16se="http://schemas.microsoft.com/office/word/2015/wordml/symex" mc:Ignorable="w14 w15 w16se w16cid">
   <w:docDefaults>
     <w:rPrDefault>
       <w:rPr>
@@ -1218,7 +942,7 @@
       </w:pPr>
     </w:pPrDefault>
   </w:docDefaults>
-  <w:latentStyles w:defLockedState="0" w:defUIPriority="99" w:defSemiHidden="0" w:defUnhideWhenUsed="0" w:defQFormat="0" w:count="376">
+  <w:latentStyles w:defLockedState="0" w:defUIPriority="99" w:defSemiHidden="0" w:defUnhideWhenUsed="0" w:defQFormat="0" w:count="375">
     <w:lsdException w:name="Normal" w:uiPriority="0" w:qFormat="1"/>
     <w:lsdException w:name="heading 1" w:uiPriority="9" w:qFormat="1"/>
     <w:lsdException w:name="heading 2" w:semiHidden="1" w:uiPriority="9" w:unhideWhenUsed="1" w:qFormat="1"/>
@@ -1594,7 +1318,6 @@
     <w:lsdException w:name="Smart Hyperlink" w:semiHidden="1" w:unhideWhenUsed="1"/>
     <w:lsdException w:name="Hashtag" w:semiHidden="1" w:unhideWhenUsed="1"/>
     <w:lsdException w:name="Unresolved Mention" w:semiHidden="1" w:unhideWhenUsed="1"/>
-    <w:lsdException w:name="Smart Link" w:semiHidden="1" w:unhideWhenUsed="1"/>
   </w:latentStyles>
   <w:style w:type="paragraph" w:default="1" w:styleId="a">
     <w:name w:val="Normal"/>
